--- a/ndb-pain-regional-variation-japan/output/lancet_rh_wp/LRH_manuscript_JA.docx
+++ b/ndb-pain-regional-variation-japan/output/lancet_rh_wp/LRH_manuscript_JA.docx
@@ -11,9 +11,9 @@
           <w:b/>
           <w:sz w:val="28"/>
         </w:rPr>
-        <w:t>日本47都道府県における疼痛関連処方の地域間異質性は</w:t>
+        <w:t>文化的ラベルは鎮痛薬の必要性を予測するか？</w:t>
         <w:br/>
-        <w:t>画一的な「我慢する患者」像に疑問を投じる：生態学的研究</w:t>
+        <w:t>日本47都道府県における疼痛関連処方の地域差に関する生態学的研究</w:t>
       </w:r>
     </w:p>
     <w:p/>
@@ -73,7 +73,7 @@
         <w:t xml:space="preserve">背景 </w:t>
       </w:r>
       <w:r>
-        <w:t>異文化間研究において日本人は痛みに対して忍耐強い（我慢）と特徴づけられてきたが、この忍耐が日本国内で地域的に異なるかどうかは未解明である。NDB（レセプト情報・特定健診等情報データベース）オープンデータは、全47都道府県にわたる疼痛関連医療利用のマッピングを可能にする。</w:t>
+        <w:t>臨床医は鎮痛薬の必要量を推定する際、「日本人患者は我慢強い」などの文化的ラベルに頻繁に依拠する。しかし疼痛関連処方が日本国内で実際に地域差を示すかは集団レベルで検証されていない。NDB（レセプト情報・特定健診等情報データベース）オープンデータは、文化的ラベルが鎮痛薬使用を予測するかを全47都道府県で直接検証することを可能にする。</w:t>
       </w:r>
     </w:p>
     <w:p>
@@ -106,7 +106,7 @@
         <w:t xml:space="preserve">解釈 </w:t>
       </w:r>
       <w:r>
-        <w:t>国内で約2倍の疼痛関連処方変動が認められたことは、「日本人」を疼痛行動の均一なカテゴリーとして扱う前提に疑問を投じる。個別化された疼痛評価が、文化的ステレオタイプに基づく仮定に取って代わるべきである。</w:t>
+        <w:t>国内で約2倍の疼痛関連処方変動は、文化的ラベルが集団レベルで鎮痛薬の必要性を予測しないことを示す。外科医、内科医、痛み専門医を問わず、文化的背景ではなく個別の評価に基づく処方が不可欠である。</w:t>
       </w:r>
     </w:p>
     <w:p>
@@ -1712,7 +1712,7 @@
     </w:p>
     <w:p>
       <w:r>
-        <w:t>本研究は、NDBオープンデータを用いて日本全47都道府県の周術期および慢性疼痛関連処方を初めてマッピングした。3つの主要な知見が西太平洋地域の臨床実践と保健政策に示唆を持つ。</w:t>
+        <w:t>本研究は、NDBオープンデータを用いて日本全47都道府県の周術期および慢性疼痛関連処方を初めてマッピングした。タイトルの問いに対する答えは「いいえ」である：文化的ラベルは鎮痛薬の必要性を予測しない。3つの主要な知見が、鎮痛薬を処方するすべての臨床医に示唆を持つ。</w:t>
       </w:r>
     </w:p>
     <w:p>
@@ -1723,7 +1723,7 @@
         <w:rPr>
           <w:color w:val="000000"/>
         </w:rPr>
-        <w:t>画一的ステレオタイプへの挑戦</w:t>
+        <w:t>文化的ラベルの失敗：一文化内で1.97倍の変動</w:t>
       </w:r>
     </w:p>
     <w:p>
@@ -1759,12 +1759,12 @@
         <w:rPr>
           <w:color w:val="000000"/>
         </w:rPr>
-        <w:t>臨床的含意：文化的ステレオタイピングを超えて</w:t>
+        <w:t>すべての処方医にとっての意義</w:t>
       </w:r>
     </w:p>
     <w:p>
       <w:r>
-        <w:t>1.97倍の国内変動は国内外で直接的な臨床的意義を持つ。Anderson et alは民族的少数者が一貫して不十分な疼痛管理を受けることを示した。</w:t>
+        <w:t>1.97倍の国内変動は、痛み専門医のみならず外科医・内科医・一般診療医など鎮痛薬を処方するすべての医師に直接的な臨床的意義を持つ。Anderson et alは民族的少数者が一貫して不十分な疼痛管理を受けることを示した。</w:t>
       </w:r>
       <w:r>
         <w:rPr>
@@ -1784,7 +1784,7 @@
         <w:t>18</w:t>
       </w:r>
       <w:r>
-        <w:t>日本人論による均質性の「覇権」</w:t>
+        <w:t>より広い教訓は、国内の疼痛処方の異質性が、臨床実践における国レベルの文化的ステレオタイプの使用を問うということである。日本人論による均質性の「覇権」</w:t>
       </w:r>
       <w:r>
         <w:rPr>
@@ -1804,7 +1804,7 @@
         <w:t>20</w:t>
       </w:r>
       <w:r>
-        <w:t>は、「日本人は忍耐強い」と「日本人は均質」という二重のステレオタイプを作り出す。IASPの改訂された痛みの定義は本質的に主観的であり、</w:t>
+        <w:t>は、「日本人は忍耐強い」と「日本人は均質」という二重のステレオタイプを作り出す。文化的に均一と広く見なされる社会内でこれほどの異質性が存在するなら、他のあらゆる国レベルの疼痛ステレオタイプにも同様の脆弱性があると推定される。IASPの改訂された痛みの定義は本質的に主観的であり、</w:t>
       </w:r>
       <w:r>
         <w:rPr>
@@ -1904,7 +1904,7 @@
     </w:p>
     <w:p>
       <w:r>
-        <w:t>日本の文化的な痛みの忍耐（我慢）にもかかわらず、周術期および慢性疼痛関連処方は都道府県間で最大1.97倍変動する。交絡疾患が見かけの地域パターンを大きく修正する。「日本人」を疼痛行動の均一なカテゴリーとして扱うことは不十分な鎮痛のリスクを伴い、この原則はあらゆる文化的ラベルに適用される。個別化された疼痛評価が文化的ステレオタイプに基づく仮定に取って代わるべきである。</w:t>
+        <w:t>文化的ラベルは鎮痛薬の必要性を予測するか？本研究の全数データは「いいえ」と示す。日本の文化的な痛みの忍耐（我慢）にもかかわらず、周術期および慢性疼痛関連処方は都道府県間で最大1.97倍変動する。外科医、内科医、麻酔科医を問わず、「日本人患者」というラベルで処方を調整することは、過剰投与と過少投与の両方のリスクを伴う。この原則はあらゆる文化的ラベルに適用される。個別化された疼痛評価が文化的ステレオタイプに基づく仮定に取って代わるべきである。</w:t>
       </w:r>
     </w:p>
     <w:p/>

--- a/ndb-pain-regional-variation-japan/output/lancet_rh_wp/LRH_manuscript_JA.docx
+++ b/ndb-pain-regional-variation-japan/output/lancet_rh_wp/LRH_manuscript_JA.docx
@@ -84,7 +84,7 @@
         <w:t xml:space="preserve">方法 </w:t>
       </w:r>
       <w:r>
-        <w:t>本生態学的研究は、NDBオープンデータ第10回（2023年4月〜2024年3月、全保険請求データ）を用い、47都道府県・9地方ブロックにおける疼痛関連処方を分析した。Phase 1では入院周術期鎮痛薬処方（NSAIDs、麻薬性鎮痛薬）を手術件数で標準化した。Phase 2では外来神経障害性疼痛薬処方（プレガバリン、ミロガバリン、デュロキセチン、トラマドール、ノイロトロピン）を慢性術後痛（CPSP）のプロキシとし、交絡疾患（糖尿病性神経障害、帯状疱疹後神経痛、うつ病、不安障害）で調整した。</w:t>
+        <w:t>本生態学的研究は、NDBオープンデータ第10回（2023年4月〜2024年3月、全保険請求データ）を用い、47都道府県・9地方ブロックにおける疼痛関連処方を分析した。Phase 1では入院周術期鎮痛薬処方（NSAIDs、麻薬性鎮痛薬）を手術件数で標準化した。Phase 2では外来神経障害性疼痛薬処方（プレガバリン、ミロガバリン、デュロキセチン、トラマドール、ノイロトロピン）を慢性術後痛（CPSP）のプロキシとし、交絡疾患（糖尿病性神経障害、帯状疱疹後神経痛、うつ病、不安障害）で調整した。間接年齢性別標準化による標準化請求比（SCR）で人口構成の影響を確認した。</w:t>
       </w:r>
     </w:p>
     <w:p>
@@ -95,7 +95,7 @@
         <w:t xml:space="preserve">結果 </w:t>
       </w:r>
       <w:r>
-        <w:t>Phase 1では、鎮痛薬／手術指数は1.97倍の都道府県間変動を示した（岐阜25.20〜鹿児島49.75; Kruskal–Wallis P&lt;0.001）。伝統的に最も忍耐強い地域とされる東北は、鎮痛薬処方が少ないどころか多かった（平均39.97 vs 非東北35.17; Cohen's d=0.87）。Phase 2では、未調整の神経障害性疼痛処方に大きな東北の超過が見られたが（d=2.81）、交絡疾患調整後、東北効果は84%減弱し非有意となった（P=0.32）。</w:t>
+        <w:t>Phase 1では、鎮痛薬／手術指数は1.97倍の都道府県間変動を示した（岐阜25.20〜鹿児島49.75; Kruskal–Wallis P&lt;0.001）。伝統的に最も忍耐強い地域とされる東北は、鎮痛薬処方が少ないどころか多かった（平均39.97 vs 非東北35.17; Cohen's d=0.87）。Phase 2では、未調整の神経障害性疼痛処方に大きな東北の超過が見られたが（d=2.81）、交絡疾患調整後、東北効果は84%減弱し非有意となった（P=0.32）。SCRは鎮痛薬処方に年齢性別標準化後も2.33倍の変動を確認した。</w:t>
       </w:r>
     </w:p>
     <w:p>
@@ -157,7 +157,7 @@
         <w:t xml:space="preserve">本研究の付加価値 </w:t>
       </w:r>
       <w:r>
-        <w:t>NDBオープンデータ（約1億2500万人の全被保険者をカバー）を用い、急性周術期鎮痛薬処方に1.97倍の変動と有意な地域クラスタリングを見出した。伝統的に最も忍耐強いとされる東北は、鎮痛薬処方が多かった。神経障害性疼痛処方の東北超過は交絡疾患（特に糖尿病）で大部分が説明された。</w:t>
+        <w:t>NDBオープンデータ（約1億2500万人の全被保険者をカバー）を用い、急性周術期鎮痛薬処方に1.97倍の変動と有意な地域クラスタリングを見出した。伝統的に最も忍耐強いとされる東北は、鎮痛薬処方が多かった。神経障害性疼痛処方の東北超過は交絡疾患（特に糖尿病）で大部分が説明された。年齢性別標準化請求比（SCR）でも処方の異質性は同様に確認された。</w:t>
       </w:r>
     </w:p>
     <w:p>
@@ -406,7 +406,7 @@
         <w:t>11</w:t>
       </w:r>
       <w:r>
-        <w:t>NDBは日本の国民皆保険制度下の全保険者の請求データを収集し、約1億2500万人の被保険者を網羅する。集計データは都道府県レベルで公表され、10件未満のセルは秘匿される。人口当たりの割合算出には総務省統計局の都道府県別人口推計を用いた。</w:t>
+        <w:t>NDBは日本の国民皆保険制度下の全保険者の請求データを収集し、約1億2500万人の被保険者を網羅する。集計データは都道府県レベルで公表され、10件未満のセルは秘匿される。人口当たりの割合および標準化請求比（SCR）の算出には、総務省統計局の都道府県別5歳階級・男女別人口推計（2023年10月）を用いた。</w:t>
       </w:r>
     </w:p>
     <w:p>
@@ -487,6 +487,32 @@
     <w:p>
       <w:r>
         <w:t>Phase 1の地域差はKruskal–Wallis検定（Bonferroni補正付きpost-hoc Mann–Whitney U検定）で評価した。Phase 2では5つの回帰モデルを適合させた：モデル1（未調整）、モデル2（全交絡調整）、モデル3（コア神経障害性疼痛薬のみ）、モデル4（神経ブロック）、モデル5（急性指数＋交絡の統合モデル）。調整後CPSP指数は4交絡プロキシへの回帰残差として算出した。Python 3.11（NumPy 1.24, SciPy 1.11）で全解析を実施した。</w:t>
+      </w:r>
+    </w:p>
+    <w:p>
+      <w:pPr>
+        <w:pStyle w:val="Heading2"/>
+      </w:pPr>
+      <w:r>
+        <w:rPr>
+          <w:color w:val="000000"/>
+        </w:rPr>
+        <w:t>年齢性別標準化</w:t>
+      </w:r>
+    </w:p>
+    <w:p>
+      <w:r>
+        <w:t>Taira et al</w:t>
+      </w:r>
+      <w:r>
+        <w:rPr>
+          <w:sz w:val="20"/>
+          <w:vertAlign w:val="superscript"/>
+        </w:rPr>
+        <w:t>14</w:t>
+      </w:r>
+      <w:r>
+        <w:t>の方法に従い、間接年齢性別標準化により標準化請求比（SCR）を算出した。NDBの性別・年齢階級別テーブルから全国の年齢性別別処方率（18の5歳階級×2性別）を計算し、各都道府県の人口構成に適用した。SCR = (観測値 / 期待値) × 100。</w:t>
       </w:r>
     </w:p>
     <w:p>
@@ -1701,6 +1727,22 @@
     </w:p>
     <w:p>
       <w:pPr>
+        <w:pStyle w:val="Heading2"/>
+      </w:pPr>
+      <w:r>
+        <w:rPr>
+          <w:color w:val="000000"/>
+        </w:rPr>
+        <w:t>年齢性別標準化請求比</w:t>
+      </w:r>
+    </w:p>
+    <w:p>
+      <w:r>
+        <w:t>間接年齢性別標準化後、入院鎮痛薬SCRは63.6〜147.9（2.33倍の変動）であり、処方の異質性が都道府県の人口構成の違いでは説明できないことを確認した。外来神経障害性疼痛薬SCRは74.7〜152.0（2.04倍）。東北は神経障害性疼痛SCRが高く（平均126.3 vs 非東北96.3）、粗解析と一致した。</w:t>
+      </w:r>
+    </w:p>
+    <w:p>
+      <w:pPr>
         <w:pStyle w:val="Heading1"/>
       </w:pPr>
       <w:r>
@@ -1878,17 +1920,7 @@
     </w:p>
     <w:p>
       <w:r>
-        <w:t>主な限界は生態学的デザインに固有のものである。分析単位は個人ではなく都道府県（生態学的誤謬）。NDBオープンデータは診断コードを含まず、CPSPを直接同定できない。年齢・性別層別化データが現在のNDBリリースの薬剤-都道府県レベルで利用できず、Taira et al</w:t>
-      </w:r>
-      <w:r>
-        <w:rPr>
-          <w:sz w:val="20"/>
-          <w:vertAlign w:val="superscript"/>
-        </w:rPr>
-        <w:t>14</w:t>
-      </w:r>
-      <w:r>
-        <w:t>が用いた標準化請求比の算出は不可能であった。</w:t>
+        <w:t>主な限界は生態学的デザインに固有のものである。分析単位は個人ではなく都道府県（生態学的誤謬）。NDBオープンデータは診断コードを含まず、CPSPを直接同定できない。SCRによる間接年齢性別標準化は人口構成の影響を除外したが、個人レベルの交絡因子は集計NDBデータでは測定不能である。</w:t>
       </w:r>
     </w:p>
     <w:p>

--- a/ndb-pain-regional-variation-japan/output/lancet_rh_wp/LRH_manuscript_JA.docx
+++ b/ndb-pain-regional-variation-japan/output/lancet_rh_wp/LRH_manuscript_JA.docx
@@ -1915,6 +1915,22 @@
         <w:rPr>
           <w:color w:val="000000"/>
         </w:rPr>
+        <w:t>モビリティの時代における地域的スティグマ</w:t>
+      </w:r>
+    </w:p>
+    <w:p>
+      <w:r>
+        <w:t>統計的エビデンスを超えて、地域に基づくステレオタイピングの前提そのものが現代の日本および西太平洋地域においてますます維持できなくなっている。国内移動、都市化、高齢化する労働力は各都道府県の人口構成を根本的に変容させた。東京の救急外来に来院する患者は、青森で生まれ、大阪で教育を受け、横浜で働いているかもしれない——居住都道府県に基づく仮定は無意味である。国際的には、アジア太平洋地域における医療ツーリズムと駐在員医療の成長により、臨床医は多様な文化的背景を持つ患者にますます頻繁に遭遇する。この文脈で、「東北の患者は忍耐強い」や「日本人は痛みをよく耐える」という地域的・国家的ステレオタイプを適用することは、不正確であるだけでなく潜在的に有害である。医療は、臨床医と個人の患者との出会いであり続けなければならない——臨床医と文化的カテゴリーとの出会いではない。構造化された疼痛スケール、機能的アウトカム指標、そして利用可能な場合は客観的侵害受容モニタリングによる個別化された評価こそが、モバイルで多文化的な世界における鎮痛薬処方の唯一の信頼できる基盤である。</w:t>
+      </w:r>
+    </w:p>
+    <w:p>
+      <w:pPr>
+        <w:pStyle w:val="Heading2"/>
+      </w:pPr>
+      <w:r>
+        <w:rPr>
+          <w:color w:val="000000"/>
+        </w:rPr>
         <w:t>強みと限界</w:t>
       </w:r>
     </w:p>

--- a/ndb-pain-regional-variation-japan/output/lancet_rh_wp/LRH_manuscript_JA.docx
+++ b/ndb-pain-regional-variation-japan/output/lancet_rh_wp/LRH_manuscript_JA.docx
@@ -1920,7 +1920,7 @@
     </w:p>
     <w:p>
       <w:r>
-        <w:t>統計的エビデンスを超えて、地域に基づくステレオタイピングの前提そのものが現代の日本および西太平洋地域においてますます維持できなくなっている。国内移動、都市化、高齢化する労働力は各都道府県の人口構成を根本的に変容させた。東京の救急外来に来院する患者は、青森で生まれ、大阪で教育を受け、横浜で働いているかもしれない——居住都道府県に基づく仮定は無意味である。国際的には、アジア太平洋地域における医療ツーリズムと駐在員医療の成長により、臨床医は多様な文化的背景を持つ患者にますます頻繁に遭遇する。この文脈で、「東北の患者は忍耐強い」や「日本人は痛みをよく耐える」という地域的・国家的ステレオタイプを適用することは、不正確であるだけでなく潜在的に有害である。医療は、臨床医と個人の患者との出会いであり続けなければならない——臨床医と文化的カテゴリーとの出会いではない。構造化された疼痛スケール、機能的アウトカム指標、そして利用可能な場合は客観的侵害受容モニタリングによる個別化された評価こそが、モバイルで多文化的な世界における鎮痛薬処方の唯一の信頼できる基盤である。</w:t>
+        <w:t>統計的エビデンスを超えて、地域に基づくステレオタイピングの前提そのものが現代の日本および西太平洋地域においてますます維持できなくなっている。国内移動、都市化、高齢化する労働力は各都道府県の人口構成を根本的に変容させた。シンガポールの病院に来院する患者は、日本で生まれ、オーストラリアで育ち、東南アジア各国で働いているかもしれない——国籍や民族に基づく仮定は無意味である。国際的には、アジア太平洋地域における医療ツーリズムと駐在員医療の成長により、臨床医は多様な文化的背景を持つ患者にますます頻繁に遭遇する。この文脈で、「東北の患者は忍耐強い」や「日本人は痛みをよく耐える」という地域的・国家的ステレオタイプを適用することは、不正確であるだけでなく潜在的に有害である。医療は、臨床医と個人の患者との出会いであり続けなければならない——臨床医と文化的カテゴリーとの出会いではない。構造化された疼痛スケール、機能的アウトカム指標、そして利用可能な場合は客観的侵害受容モニタリングによる個別化された評価こそが、モバイルで多文化的な世界における鎮痛薬処方の唯一の信頼できる基盤である。</w:t>
       </w:r>
     </w:p>
     <w:p>

--- a/ndb-pain-regional-variation-japan/output/lancet_rh_wp/LRH_manuscript_JA.docx
+++ b/ndb-pain-regional-variation-japan/output/lancet_rh_wp/LRH_manuscript_JA.docx
@@ -1150,46 +1150,20 @@
     </w:p>
     <w:p>
       <w:pPr>
+        <w:spacing w:before="480" w:after="120"/>
         <w:jc w:val="center"/>
       </w:pPr>
       <w:r>
-        <w:drawing>
-          <wp:inline xmlns:a="http://schemas.openxmlformats.org/drawingml/2006/main" xmlns:pic="http://schemas.openxmlformats.org/drawingml/2006/picture">
-            <wp:extent cx="5029200" cy="2180832"/>
-            <wp:docPr id="1" name="Picture 1"/>
-            <wp:cNvGraphicFramePr>
-              <a:graphicFrameLocks noChangeAspect="1"/>
-            </wp:cNvGraphicFramePr>
-            <a:graphic>
-              <a:graphicData uri="http://schemas.openxmlformats.org/drawingml/2006/picture">
-                <pic:pic>
-                  <pic:nvPicPr>
-                    <pic:cNvPr id="0" name="fig1_neuropathic_unadjusted.png"/>
-                    <pic:cNvPicPr/>
-                  </pic:nvPicPr>
-                  <pic:blipFill>
-                    <a:blip r:embed="rId10"/>
-                    <a:stretch>
-                      <a:fillRect/>
-                    </a:stretch>
-                  </pic:blipFill>
-                  <pic:spPr>
-                    <a:xfrm>
-                      <a:off x="0" y="0"/>
-                      <a:ext cx="5029200" cy="2180832"/>
-                    </a:xfrm>
-                    <a:prstGeom prst="rect"/>
-                  </pic:spPr>
-                </pic:pic>
-              </a:graphicData>
-            </a:graphic>
-          </wp:inline>
-        </w:drawing>
+        <w:rPr>
+          <w:color w:val="808080"/>
+          <w:sz w:val="20"/>
+        </w:rPr>
+        <w:t>[図1をここに挿入]</w:t>
       </w:r>
     </w:p>
     <w:p>
       <w:pPr>
-        <w:spacing w:before="280" w:after="240"/>
+        <w:spacing w:before="120" w:after="240"/>
       </w:pPr>
       <w:r>
         <w:rPr>
@@ -1223,46 +1197,20 @@
     </w:p>
     <w:p>
       <w:pPr>
+        <w:spacing w:before="480" w:after="120"/>
         <w:jc w:val="center"/>
       </w:pPr>
       <w:r>
-        <w:drawing>
-          <wp:inline xmlns:a="http://schemas.openxmlformats.org/drawingml/2006/main" xmlns:pic="http://schemas.openxmlformats.org/drawingml/2006/picture">
-            <wp:extent cx="5029200" cy="4524953"/>
-            <wp:docPr id="2" name="Picture 2"/>
-            <wp:cNvGraphicFramePr>
-              <a:graphicFrameLocks noChangeAspect="1"/>
-            </wp:cNvGraphicFramePr>
-            <a:graphic>
-              <a:graphicData uri="http://schemas.openxmlformats.org/drawingml/2006/picture">
-                <pic:pic>
-                  <pic:nvPicPr>
-                    <pic:cNvPr id="0" name="fig2_confounder_correlations.png"/>
-                    <pic:cNvPicPr/>
-                  </pic:nvPicPr>
-                  <pic:blipFill>
-                    <a:blip r:embed="rId11"/>
-                    <a:stretch>
-                      <a:fillRect/>
-                    </a:stretch>
-                  </pic:blipFill>
-                  <pic:spPr>
-                    <a:xfrm>
-                      <a:off x="0" y="0"/>
-                      <a:ext cx="5029200" cy="4524953"/>
-                    </a:xfrm>
-                    <a:prstGeom prst="rect"/>
-                  </pic:spPr>
-                </pic:pic>
-              </a:graphicData>
-            </a:graphic>
-          </wp:inline>
-        </w:drawing>
+        <w:rPr>
+          <w:color w:val="808080"/>
+          <w:sz w:val="20"/>
+        </w:rPr>
+        <w:t>[図2をここに挿入]</w:t>
       </w:r>
     </w:p>
     <w:p>
       <w:pPr>
-        <w:spacing w:before="280" w:after="240"/>
+        <w:spacing w:before="120" w:after="240"/>
       </w:pPr>
       <w:r>
         <w:rPr>
@@ -1654,46 +1602,20 @@
     </w:p>
     <w:p>
       <w:pPr>
+        <w:spacing w:before="480" w:after="120"/>
         <w:jc w:val="center"/>
       </w:pPr>
       <w:r>
-        <w:drawing>
-          <wp:inline xmlns:a="http://schemas.openxmlformats.org/drawingml/2006/main" xmlns:pic="http://schemas.openxmlformats.org/drawingml/2006/picture">
-            <wp:extent cx="5029200" cy="2182941"/>
-            <wp:docPr id="3" name="Picture 3"/>
-            <wp:cNvGraphicFramePr>
-              <a:graphicFrameLocks noChangeAspect="1"/>
-            </wp:cNvGraphicFramePr>
-            <a:graphic>
-              <a:graphicData uri="http://schemas.openxmlformats.org/drawingml/2006/picture">
-                <pic:pic>
-                  <pic:nvPicPr>
-                    <pic:cNvPr id="0" name="fig4_region_unadj_vs_adj.png"/>
-                    <pic:cNvPicPr/>
-                  </pic:nvPicPr>
-                  <pic:blipFill>
-                    <a:blip r:embed="rId12"/>
-                    <a:stretch>
-                      <a:fillRect/>
-                    </a:stretch>
-                  </pic:blipFill>
-                  <pic:spPr>
-                    <a:xfrm>
-                      <a:off x="0" y="0"/>
-                      <a:ext cx="5029200" cy="2182941"/>
-                    </a:xfrm>
-                    <a:prstGeom prst="rect"/>
-                  </pic:spPr>
-                </pic:pic>
-              </a:graphicData>
-            </a:graphic>
-          </wp:inline>
-        </w:drawing>
+        <w:rPr>
+          <w:color w:val="808080"/>
+          <w:sz w:val="20"/>
+        </w:rPr>
+        <w:t>[図3をここに挿入]</w:t>
       </w:r>
     </w:p>
     <w:p>
       <w:pPr>
-        <w:spacing w:before="280" w:after="240"/>
+        <w:spacing w:before="120" w:after="240"/>
       </w:pPr>
       <w:r>
         <w:rPr>
